--- a/companies/ashcombe-advisory/Engagements/Castaneda, Adams and Davis/Meeting Minutes 2019-01-17 - Castaneda, Adams and Davis.docx
+++ b/companies/ashcombe-advisory/Engagements/Castaneda, Adams and Davis/Meeting Minutes 2019-01-17 - Castaneda, Adams and Davis.docx
@@ -11,16 +11,11 @@
       </w:r>
     </w:p>
     <w:p>
-      <w:r>
-        <w:t>This note records the working session held to review the investor relations program and to settle the items still open before the program closes. Michael Morris chaired; the purpose was to confirm the state of the investor-facing materials, agree the shape of the announcement, and assign the last pieces of work. It keeps what the group confirmed apart from what is still to be resolved, so each point can be carried straight into the next round of drafting without a second reading.</w:t>
-      </w:r>
-    </w:p>
-    <w:p>
       <w:pPr>
         <w:pStyle w:val="Heading2"/>
       </w:pPr>
       <w:r>
-        <w:t>Attendees</w:t>
+        <w:t>Present</w:t>
       </w:r>
     </w:p>
     <w:p>
@@ -28,7 +23,7 @@
         <w:pStyle w:val="ListBullet"/>
       </w:pPr>
       <w:r>
-        <w:t>Michael Morris, Partner, Ashcombe Advisory Partners</w:t>
+        <w:t>Michael Morris, Partner, Advisory</w:t>
       </w:r>
     </w:p>
     <w:p>
@@ -36,7 +31,7 @@
         <w:pStyle w:val="ListBullet"/>
       </w:pPr>
       <w:r>
-        <w:t>Laura Bradley, Senior Associate, Ashcombe Advisory Partners</w:t>
+        <w:t>Laura Bradley, Senior Associate, Advisory</w:t>
       </w:r>
     </w:p>
     <w:p>
@@ -44,7 +39,7 @@
         <w:pStyle w:val="ListBullet"/>
       </w:pPr>
       <w:r>
-        <w:t>Michelle Black, Communications Analyst, Ashcombe Advisory Partners</w:t>
+        <w:t>Michelle Black, Communications Analyst, Advisory</w:t>
       </w:r>
     </w:p>
     <w:p>
@@ -56,31 +51,8 @@
       </w:r>
     </w:p>
     <w:p>
-      <w:pPr>
-        <w:pStyle w:val="Heading2"/>
-      </w:pPr>
       <w:r>
-        <w:t>Discussion</w:t>
-      </w:r>
-    </w:p>
-    <w:p>
-      <w:r>
-        <w:t>Michael Morris opened by setting out where the program stands. The core investor messaging is drafted and has been through one internal review, so the remaining work is approval and sequencing rather than new writing. Lauren Heath confirmed that her leadership team is comfortable with the direction and asked only that the final materials stay close to the language already agreed, which is the sign that the framework will hold when it meets an audience.</w:t>
-      </w:r>
-    </w:p>
-    <w:p>
-      <w:r>
-        <w:t>Laura Bradley then walked the group through the investor question-and-answer set and the short-form boilerplate. Most of the answers are settled. Two rest on figures that Castaneda, Adams and Davis has not yet cleared internally, and those were marked open rather than reworked in the room. The group agreed that drafting can continue around them, but that nothing carrying those figures goes external until they are confirmed.</w:t>
-      </w:r>
-    </w:p>
-    <w:p>
-      <w:r>
-        <w:t>Discussion then moved to the announcement calendar. The group agreed the sequence in principle: a briefing for the leadership team, then the external release, then the investor follow-up. The window itself is still open on the client side and was left for Lauren Heath to confirm once the outstanding figures are cleared. Michael Morris noted that the materials are ready and that the choice now is one of timing rather than content.</w:t>
-      </w:r>
-    </w:p>
-    <w:p>
-      <w:r>
-        <w:t>The group closed on internal readiness. Laura Bradley raised the point that the messaging investors hear and the messaging the client's own staff hear need to stay in step, so the leadership briefing was placed ahead of the external release rather than alongside it. Lauren Heath agreed and asked that a short internal note go to her managers on the same day the announcement is made. No media outreach was scheduled at this session; the group will return to press handling once the window is fixed.</w:t>
+        <w:t>We sat down with Lauren Heath to take stock of the investor relations program and to line up the next stretch of work. The tone was easy. Most of what we set out to build is now in place, so this session was about running it well rather than starting anything new. These notes hold what we agreed, so we are all working from the same page.</w:t>
       </w:r>
     </w:p>
     <w:p>
@@ -88,31 +60,32 @@
         <w:pStyle w:val="Heading2"/>
       </w:pPr>
       <w:r>
-        <w:t>Confirmed</w:t>
+        <w:t>What we covered</w:t>
       </w:r>
     </w:p>
     <w:p>
-      <w:pPr>
-        <w:pStyle w:val="ListBullet"/>
-      </w:pPr>
       <w:r>
-        <w:t>The core investor messaging and its main proof points are agreed and will not be reopened.</w:t>
+        <w:t>Michael Morris opened by walking through how the last investor update had landed. The response from the holders of Castaneda, Adams and Davis was steady, and no one raised a question we had not already prepared for. Lauren Heath said the board was comfortable with the tone. We took that as a sign the core messaging is holding. The work now is to keep it consistent, not to rewrite it.</w:t>
       </w:r>
     </w:p>
     <w:p>
-      <w:pPr>
-        <w:pStyle w:val="ListBullet"/>
-      </w:pPr>
       <w:r>
-        <w:t>The announcement sequence is settled: internal briefing, external release, investor follow-up.</w:t>
+        <w:t>Laura Bradley then took us through the investor Q&amp;A. She has folded in the newer questions from the last round of calls, and the answers now match the language of the published update word for word. We agreed that consistency is the whole point. When a director and an analyst hear the same sentence, the message settles. Laura will keep the bank current as new questions come in.</w:t>
       </w:r>
     </w:p>
     <w:p>
-      <w:pPr>
-        <w:pStyle w:val="ListBullet"/>
-      </w:pPr>
       <w:r>
-        <w:t>The supporting materials pack is complete apart from the two open figures.</w:t>
+        <w:t>I raised the approval routing, since a couple of sign-offs have been slow to come back. Nothing is stuck. Still, the announcement windows are tight, and a day lost at the front is a day lost at the back. Lauren Heath offered to name a single point of contact on her side, so a draft does not wait on a full round. We were glad of that. It takes a step out of the loop and keeps the calendar honest.</w:t>
+      </w:r>
+    </w:p>
+    <w:p>
+      <w:r>
+        <w:t>We closed on the next announcement. Michael Morris sketched two ways to frame it and recommended the simpler one, and Lauren Heath agreed. We also talked about keeping one voice to the market. Several people at Castaneda, Adams and Davis speak with investors, and the program only works if they carry the same words. Laura Bradley will send a short briefing note ahead of the window, so everyone is saying the same thing when it opens.</w:t>
+      </w:r>
+    </w:p>
+    <w:p>
+      <w:r>
+        <w:t>Before we broke, Lauren Heath gave us her read on the program so far. She said it has been quiet in the right way, with fewer surprises reaching her desk than before. We were pleased to hear it. A calm inbox is most of what this kind of program is for. We agreed to keep the weekly status thread running, and to fold anything urgent into it rather than open a new chain.</w:t>
       </w:r>
     </w:p>
     <w:p>
@@ -120,39 +93,7 @@
         <w:pStyle w:val="Heading2"/>
       </w:pPr>
       <w:r>
-        <w:t>Open</w:t>
-      </w:r>
-    </w:p>
-    <w:p>
-      <w:pPr>
-        <w:pStyle w:val="ListBullet"/>
-      </w:pPr>
-      <w:r>
-        <w:t>Two figures in the question-and-answer set await internal clearance on the client side.</w:t>
-      </w:r>
-    </w:p>
-    <w:p>
-      <w:pPr>
-        <w:pStyle w:val="ListBullet"/>
-      </w:pPr>
-      <w:r>
-        <w:t>The announcement window is not yet fixed and depends on those figures.</w:t>
-      </w:r>
-    </w:p>
-    <w:p>
-      <w:pPr>
-        <w:pStyle w:val="ListBullet"/>
-      </w:pPr>
-      <w:r>
-        <w:t>The date of the leadership briefing is to be scheduled.</w:t>
-      </w:r>
-    </w:p>
-    <w:p>
-      <w:pPr>
-        <w:pStyle w:val="Heading2"/>
-      </w:pPr>
-      <w:r>
-        <w:t>Action Items</w:t>
+        <w:t>Who is doing what</w:t>
       </w:r>
     </w:p>
     <w:tbl>
@@ -202,7 +143,7 @@
               <w:rPr>
                 <w:b/>
               </w:rPr>
-              <w:t>Target</w:t>
+              <w:t>By when</w:t>
             </w:r>
           </w:p>
         </w:tc>
@@ -214,7 +155,7 @@
           </w:tcPr>
           <w:p>
             <w:r>
-              <w:t>Circulate the final investor messaging for sign-off</w:t>
+              <w:t>Fold the newest investor questions into the Q&amp;A</w:t>
             </w:r>
           </w:p>
         </w:tc>
@@ -246,7 +187,7 @@
           </w:tcPr>
           <w:p>
             <w:r>
-              <w:t>Clear the two outstanding figures internally</w:t>
+              <w:t>Name a single approval contact for drafts</w:t>
             </w:r>
           </w:p>
         </w:tc>
@@ -266,7 +207,7 @@
           </w:tcPr>
           <w:p>
             <w:r>
-              <w:t>Before external work begins</w:t>
+              <w:t>Before the next window</w:t>
             </w:r>
           </w:p>
         </w:tc>
@@ -278,7 +219,71 @@
           </w:tcPr>
           <w:p>
             <w:r>
-              <w:t>Assemble the supporting materials pack for review</w:t>
+              <w:t>Draft the briefing note on message consistency</w:t>
+            </w:r>
+          </w:p>
+        </w:tc>
+        <w:tc>
+          <w:tcPr>
+            <w:tcW w:type="dxa" w:w="2880"/>
+          </w:tcPr>
+          <w:p>
+            <w:r>
+              <w:t>Laura Bradley</w:t>
+            </w:r>
+          </w:p>
+        </w:tc>
+        <w:tc>
+          <w:tcPr>
+            <w:tcW w:type="dxa" w:w="2880"/>
+          </w:tcPr>
+          <w:p>
+            <w:r>
+              <w:t>Ahead of the window</w:t>
+            </w:r>
+          </w:p>
+        </w:tc>
+      </w:tr>
+      <w:tr>
+        <w:tc>
+          <w:tcPr>
+            <w:tcW w:type="dxa" w:w="2880"/>
+          </w:tcPr>
+          <w:p>
+            <w:r>
+              <w:t>Confirm the framing for the next announcement with the board</w:t>
+            </w:r>
+          </w:p>
+        </w:tc>
+        <w:tc>
+          <w:tcPr>
+            <w:tcW w:type="dxa" w:w="2880"/>
+          </w:tcPr>
+          <w:p>
+            <w:r>
+              <w:t>Michael Morris</w:t>
+            </w:r>
+          </w:p>
+        </w:tc>
+        <w:tc>
+          <w:tcPr>
+            <w:tcW w:type="dxa" w:w="2880"/>
+          </w:tcPr>
+          <w:p>
+            <w:r>
+              <w:t>Next session</w:t>
+            </w:r>
+          </w:p>
+        </w:tc>
+      </w:tr>
+      <w:tr>
+        <w:tc>
+          <w:tcPr>
+            <w:tcW w:type="dxa" w:w="2880"/>
+          </w:tcPr>
+          <w:p>
+            <w:r>
+              <w:t>Track outstanding sign-offs and flag any that slip</w:t>
             </w:r>
           </w:p>
         </w:tc>
@@ -298,71 +303,7 @@
           </w:tcPr>
           <w:p>
             <w:r>
-              <w:t>Next week</w:t>
-            </w:r>
-          </w:p>
-        </w:tc>
-      </w:tr>
-      <w:tr>
-        <w:tc>
-          <w:tcPr>
-            <w:tcW w:type="dxa" w:w="2880"/>
-          </w:tcPr>
-          <w:p>
-            <w:r>
-              <w:t>Confirm the announcement window</w:t>
-            </w:r>
-          </w:p>
-        </w:tc>
-        <w:tc>
-          <w:tcPr>
-            <w:tcW w:type="dxa" w:w="2880"/>
-          </w:tcPr>
-          <w:p>
-            <w:r>
-              <w:t>Lauren Heath</w:t>
-            </w:r>
-          </w:p>
-        </w:tc>
-        <w:tc>
-          <w:tcPr>
-            <w:tcW w:type="dxa" w:w="2880"/>
-          </w:tcPr>
-          <w:p>
-            <w:r>
-              <w:t>Following session</w:t>
-            </w:r>
-          </w:p>
-        </w:tc>
-      </w:tr>
-      <w:tr>
-        <w:tc>
-          <w:tcPr>
-            <w:tcW w:type="dxa" w:w="2880"/>
-          </w:tcPr>
-          <w:p>
-            <w:r>
-              <w:t>Schedule and hold the leadership briefing ahead of release</w:t>
-            </w:r>
-          </w:p>
-        </w:tc>
-        <w:tc>
-          <w:tcPr>
-            <w:tcW w:type="dxa" w:w="2880"/>
-          </w:tcPr>
-          <w:p>
-            <w:r>
-              <w:t>Michael Morris</w:t>
-            </w:r>
-          </w:p>
-        </w:tc>
-        <w:tc>
-          <w:tcPr>
-            <w:tcW w:type="dxa" w:w="2880"/>
-          </w:tcPr>
-          <w:p>
-            <w:r>
-              <w:t>To be scheduled</w:t>
+              <w:t>Ongoing</w:t>
             </w:r>
           </w:p>
         </w:tc>
@@ -370,7 +311,7 @@
     </w:tbl>
     <w:p>
       <w:r>
-        <w:t>Minutes prepared by Michelle Black.</w:t>
+        <w:t>Our next step is the briefing note. Once Laura Bradley has it drafted and I have circulated it, everyone will be speaking from the same page before the window opens. We will reconvene after the announcement to see how it landed. Minutes prepared by Michelle Black.</w:t>
       </w:r>
     </w:p>
     <w:sectPr>
